--- a/submissions/title-page.docx
+++ b/submissions/title-page.docx
@@ -8,38 +8,33 @@
         <w:spacing w:before="84"/>
         <w:ind w:right="2"/>
       </w:pPr>
-      <w:bookmarkStart w:name="Measuring Anti-Asian Sentiment" w:id="1"/>
+      <w:bookmarkStart w:name="Conclusion" w:id="1"/>
       <w:bookmarkEnd w:id="1"/>
       <w:r>
         <w:rPr/>
       </w:r>
-      <w:bookmarkStart w:name="From the Data: Asian Racial Identity and" w:id="2"/>
+      <w:bookmarkStart w:name="Responses to Editors and Referee" w:id="2"/>
       <w:bookmarkEnd w:id="2"/>
       <w:r>
         <w:rPr/>
       </w:r>
-      <w:bookmarkStart w:name="Robustness Checks and Alternative Explan" w:id="3"/>
+      <w:bookmarkStart w:name="Responses to the Editor" w:id="3"/>
       <w:bookmarkEnd w:id="3"/>
       <w:r>
         <w:rPr/>
       </w:r>
-      <w:bookmarkStart w:name="Responses to Editors and Referee" w:id="4"/>
+      <w:bookmarkStart w:name="Responses to Referee One" w:id="4"/>
       <w:bookmarkEnd w:id="4"/>
       <w:r>
         <w:rPr/>
       </w:r>
-      <w:bookmarkStart w:name="Responses to Referee One" w:id="5"/>
+      <w:bookmarkStart w:name="Responses to Referee Two" w:id="5"/>
       <w:bookmarkEnd w:id="5"/>
       <w:r>
         <w:rPr/>
       </w:r>
-      <w:bookmarkStart w:name="Responses to Referee Two" w:id="6"/>
+      <w:bookmarkStart w:name="_bookmark0" w:id="6"/>
       <w:bookmarkEnd w:id="6"/>
-      <w:r>
-        <w:rPr/>
-      </w:r>
-      <w:bookmarkStart w:name="_bookmark0" w:id="7"/>
-      <w:bookmarkEnd w:id="7"/>
       <w:r>
         <w:rPr/>
       </w:r>
@@ -85,18 +80,8 @@
         <w:pStyle w:val="Title"/>
         <w:spacing w:line="920" w:lineRule="atLeast"/>
       </w:pPr>
-      <w:bookmarkStart w:name="Introduction" w:id="8"/>
-      <w:bookmarkEnd w:id="8"/>
-      <w:r>
-        <w:rPr/>
-      </w:r>
-      <w:bookmarkStart w:name="Data Sources and Measurement Strategy" w:id="9"/>
-      <w:bookmarkEnd w:id="9"/>
-      <w:r>
-        <w:rPr/>
-      </w:r>
-      <w:bookmarkStart w:name="Results" w:id="10"/>
-      <w:bookmarkEnd w:id="10"/>
+      <w:bookmarkStart w:name="Introduction" w:id="7"/>
+      <w:bookmarkEnd w:id="7"/>
       <w:r>
         <w:rPr/>
       </w:r>
@@ -119,8 +104,8 @@
         </w:rPr>
         <w:t>  </w:t>
       </w:r>
-      <w:bookmarkStart w:name="Dichotomous Asian Racial Identity Report" w:id="11"/>
-      <w:bookmarkEnd w:id="11"/>
+      <w:bookmarkStart w:name="Data Sources and Measurement Strategy" w:id="8"/>
+      <w:bookmarkEnd w:id="8"/>
       <w:r>
         <w:rPr>
           <w:w w:val="105"/>
@@ -131,7 +116,7 @@
         <w:rPr>
           <w:w w:val="105"/>
         </w:rPr>
-        <w:t> ID: JPAM-2025-13688</w:t>
+        <w:t> ID: JPAM-2025-13688.R2</w:t>
       </w:r>
     </w:p>
     <w:p>
@@ -140,21 +125,173 @@
         <w:spacing w:line="252" w:lineRule="auto" w:before="397"/>
         <w:ind w:left="36" w:right="35" w:firstLine="351"/>
       </w:pPr>
-      <w:r>
-        <w:rPr>
-          <w:w w:val="110"/>
-        </w:rPr>
-        <w:t>This document and the associated contents in the accepted version of </w:t>
-      </w:r>
-      <w:r>
-        <w:rPr>
-          <w:w w:val="110"/>
-        </w:rPr>
-        <w:t>JPAM-2025-13688</w:t>
-      </w:r>
-      <w:r>
-        <w:rPr>
-          <w:spacing w:val="-4"/>
+      <w:bookmarkStart w:name="Theoretical Framework" w:id="9"/>
+      <w:bookmarkEnd w:id="9"/>
+      <w:r>
+        <w:rPr/>
+      </w:r>
+      <w:bookmarkStart w:name="Empirical Approach" w:id="10"/>
+      <w:bookmarkEnd w:id="10"/>
+      <w:r>
+        <w:rPr/>
+      </w:r>
+      <w:bookmarkStart w:name="Results and Robustness Checks" w:id="11"/>
+      <w:bookmarkEnd w:id="11"/>
+      <w:r>
+        <w:rPr/>
+      </w:r>
+      <w:r>
+        <w:rPr>
+          <w:w w:val="110"/>
+        </w:rPr>
+        <w:t>This</w:t>
+      </w:r>
+      <w:r>
+        <w:rPr>
+          <w:spacing w:val="20"/>
+          <w:w w:val="110"/>
+        </w:rPr>
+        <w:t> </w:t>
+      </w:r>
+      <w:r>
+        <w:rPr>
+          <w:w w:val="110"/>
+        </w:rPr>
+        <w:t>document</w:t>
+      </w:r>
+      <w:r>
+        <w:rPr>
+          <w:spacing w:val="20"/>
+          <w:w w:val="110"/>
+        </w:rPr>
+        <w:t> </w:t>
+      </w:r>
+      <w:r>
+        <w:rPr>
+          <w:w w:val="110"/>
+        </w:rPr>
+        <w:t>and</w:t>
+      </w:r>
+      <w:r>
+        <w:rPr>
+          <w:spacing w:val="20"/>
+          <w:w w:val="110"/>
+        </w:rPr>
+        <w:t> </w:t>
+      </w:r>
+      <w:r>
+        <w:rPr>
+          <w:w w:val="110"/>
+        </w:rPr>
+        <w:t>the</w:t>
+      </w:r>
+      <w:r>
+        <w:rPr>
+          <w:spacing w:val="19"/>
+          <w:w w:val="110"/>
+        </w:rPr>
+        <w:t> </w:t>
+      </w:r>
+      <w:r>
+        <w:rPr>
+          <w:w w:val="110"/>
+        </w:rPr>
+        <w:t>associated</w:t>
+      </w:r>
+      <w:r>
+        <w:rPr>
+          <w:spacing w:val="20"/>
+          <w:w w:val="110"/>
+        </w:rPr>
+        <w:t> </w:t>
+      </w:r>
+      <w:r>
+        <w:rPr>
+          <w:w w:val="110"/>
+        </w:rPr>
+        <w:t>contents</w:t>
+      </w:r>
+      <w:r>
+        <w:rPr>
+          <w:spacing w:val="19"/>
+          <w:w w:val="110"/>
+        </w:rPr>
+        <w:t> </w:t>
+      </w:r>
+      <w:r>
+        <w:rPr>
+          <w:w w:val="110"/>
+        </w:rPr>
+        <w:t>in</w:t>
+      </w:r>
+      <w:r>
+        <w:rPr>
+          <w:spacing w:val="20"/>
+          <w:w w:val="110"/>
+        </w:rPr>
+        <w:t> </w:t>
+      </w:r>
+      <w:r>
+        <w:rPr>
+          <w:w w:val="110"/>
+        </w:rPr>
+        <w:t>the</w:t>
+      </w:r>
+      <w:r>
+        <w:rPr>
+          <w:spacing w:val="19"/>
+          <w:w w:val="110"/>
+        </w:rPr>
+        <w:t> </w:t>
+      </w:r>
+      <w:r>
+        <w:rPr>
+          <w:w w:val="110"/>
+        </w:rPr>
+        <w:t>revised</w:t>
+      </w:r>
+      <w:r>
+        <w:rPr>
+          <w:spacing w:val="20"/>
+          <w:w w:val="110"/>
+        </w:rPr>
+        <w:t> </w:t>
+      </w:r>
+      <w:r>
+        <w:rPr>
+          <w:w w:val="110"/>
+        </w:rPr>
+        <w:t>version</w:t>
+      </w:r>
+      <w:r>
+        <w:rPr>
+          <w:spacing w:val="19"/>
+          <w:w w:val="110"/>
+        </w:rPr>
+        <w:t> </w:t>
+      </w:r>
+      <w:r>
+        <w:rPr>
+          <w:w w:val="110"/>
+        </w:rPr>
+        <w:t>of</w:t>
+      </w:r>
+      <w:r>
+        <w:rPr>
+          <w:spacing w:val="20"/>
+          <w:w w:val="110"/>
+        </w:rPr>
+        <w:t> </w:t>
+      </w:r>
+      <w:r>
+        <w:rPr>
+          <w:w w:val="110"/>
+        </w:rPr>
+        <w:t>JPAM-2025-13688.R2</w:t>
+      </w:r>
+      <w:r>
+        <w:rPr>
+          <w:spacing w:val="-7"/>
           <w:w w:val="110"/>
         </w:rPr>
         <w:t> </w:t>
@@ -167,7 +304,7 @@
       </w:r>
       <w:r>
         <w:rPr>
-          <w:spacing w:val="-4"/>
+          <w:spacing w:val="-8"/>
           <w:w w:val="110"/>
         </w:rPr>
         <w:t> </w:t>
@@ -180,7 +317,7 @@
       </w:r>
       <w:r>
         <w:rPr>
-          <w:spacing w:val="-4"/>
+          <w:spacing w:val="-7"/>
           <w:w w:val="110"/>
         </w:rPr>
         <w:t> </w:t>
@@ -193,7 +330,7 @@
       </w:r>
       <w:r>
         <w:rPr>
-          <w:spacing w:val="-4"/>
+          <w:spacing w:val="-8"/>
           <w:w w:val="110"/>
         </w:rPr>
         <w:t> </w:t>
@@ -206,7 +343,7 @@
       </w:r>
       <w:r>
         <w:rPr>
-          <w:spacing w:val="-4"/>
+          <w:spacing w:val="-7"/>
           <w:w w:val="110"/>
         </w:rPr>
         <w:t> </w:t>
@@ -219,7 +356,7 @@
       </w:r>
       <w:r>
         <w:rPr>
-          <w:spacing w:val="-4"/>
+          <w:spacing w:val="-8"/>
           <w:w w:val="110"/>
         </w:rPr>
         <w:t> </w:t>
@@ -232,7 +369,7 @@
       </w:r>
       <w:r>
         <w:rPr>
-          <w:spacing w:val="-4"/>
+          <w:spacing w:val="-7"/>
           <w:w w:val="110"/>
         </w:rPr>
         <w:t> </w:t>
@@ -245,7 +382,7 @@
       </w:r>
       <w:r>
         <w:rPr>
-          <w:spacing w:val="-4"/>
+          <w:spacing w:val="-8"/>
           <w:w w:val="110"/>
         </w:rPr>
         <w:t> </w:t>
@@ -258,7 +395,7 @@
       </w:r>
       <w:r>
         <w:rPr>
-          <w:spacing w:val="-4"/>
+          <w:spacing w:val="-7"/>
           <w:w w:val="110"/>
         </w:rPr>
         <w:t> </w:t>
@@ -287,11 +424,6 @@
           <w:sz w:val="24"/>
         </w:rPr>
       </w:pPr>
-      <w:bookmarkStart w:name="Conclusion" w:id="12"/>
-      <w:bookmarkEnd w:id="12"/>
-      <w:r>
-        <w:rPr/>
-      </w:r>
       <w:r>
         <w:rPr>
           <w:spacing w:val="-2"/>
@@ -484,21 +616,25 @@
           <w:sz w:val="24"/>
         </w:rPr>
       </w:pPr>
-      <w:bookmarkStart w:name="Multinomial Logit Results: Racial Identi" w:id="13"/>
+      <w:bookmarkStart w:name="Measuring Anti-Asian Sentiment" w:id="12"/>
+      <w:bookmarkEnd w:id="12"/>
+      <w:r>
+        <w:rPr/>
+      </w:r>
+      <w:bookmarkStart w:name="Robustness Checks" w:id="13"/>
       <w:bookmarkEnd w:id="13"/>
       <w:r>
         <w:rPr/>
       </w:r>
       <w:r>
         <w:rPr>
-          <w:w w:val="105"/>
           <w:sz w:val="24"/>
         </w:rPr>
         <w:t>The</w:t>
       </w:r>
       <w:r>
         <w:rPr>
-          <w:w w:val="110"/>
+          <w:spacing w:val="25"/>
           <w:sz w:val="24"/>
         </w:rPr>
         <w:t> </w:t>
@@ -506,7 +642,6 @@
       <w:r>
         <w:rPr>
           <w:spacing w:val="-2"/>
-          <w:w w:val="110"/>
           <w:sz w:val="24"/>
         </w:rPr>
         <w:t>manuscript</w:t>
@@ -585,11 +720,6 @@
           <w:sz w:val="24"/>
         </w:rPr>
       </w:pPr>
-      <w:bookmarkStart w:name="Empirical Approach and Findings" w:id="14"/>
-      <w:bookmarkEnd w:id="14"/>
-      <w:r>
-        <w:rPr/>
-      </w:r>
       <w:r>
         <w:rPr>
           <w:w w:val="110"/>
@@ -702,11 +832,6 @@
           <w:sz w:val="24"/>
         </w:rPr>
       </w:pPr>
-      <w:bookmarkStart w:name="Measuring Asian Racial Identity" w:id="15"/>
-      <w:bookmarkEnd w:id="15"/>
-      <w:r>
-        <w:rPr/>
-      </w:r>
       <w:r>
         <w:rPr>
           <w:w w:val="110"/>
@@ -894,8 +1019,13 @@
           <w:sz w:val="24"/>
         </w:rPr>
       </w:pPr>
-      <w:bookmarkStart w:name="Theoretical Framework" w:id="16"/>
-      <w:bookmarkEnd w:id="16"/>
+      <w:bookmarkStart w:name="Measuring Asian Racial Identity" w:id="14"/>
+      <w:bookmarkEnd w:id="14"/>
+      <w:r>
+        <w:rPr/>
+      </w:r>
+      <w:bookmarkStart w:name="From the Data: Asian Racial Identity and" w:id="15"/>
+      <w:bookmarkEnd w:id="15"/>
       <w:r>
         <w:rPr/>
       </w:r>
@@ -2111,78 +2241,167 @@
         <w:rPr>
           <w:w w:val="110"/>
         </w:rPr>
-        <w:t>In this paper, I study the determinants of Asian self-identification among </w:t>
-      </w:r>
-      <w:r>
-        <w:rPr>
-          <w:w w:val="110"/>
-        </w:rPr>
-        <w:t>in-dividuals whose parents, grandparents, or selves were born in an Asian country. Using</w:t>
-      </w:r>
-      <w:r>
-        <w:rPr>
-          <w:spacing w:val="31"/>
-          <w:w w:val="110"/>
-        </w:rPr>
-        <w:t> </w:t>
-      </w:r>
-      <w:r>
-        <w:rPr>
-          <w:w w:val="110"/>
-        </w:rPr>
-        <w:t>a</w:t>
-      </w:r>
-      <w:r>
-        <w:rPr>
-          <w:spacing w:val="33"/>
-          <w:w w:val="110"/>
-        </w:rPr>
-        <w:t> </w:t>
-      </w:r>
-      <w:r>
-        <w:rPr>
-          <w:w w:val="110"/>
-        </w:rPr>
-        <w:t>multiple</w:t>
-      </w:r>
-      <w:r>
-        <w:rPr>
-          <w:spacing w:val="31"/>
-          <w:w w:val="110"/>
-        </w:rPr>
-        <w:t> </w:t>
-      </w:r>
-      <w:r>
-        <w:rPr>
-          <w:w w:val="110"/>
-        </w:rPr>
-        <w:t>proxy</w:t>
-      </w:r>
-      <w:r>
-        <w:rPr>
-          <w:spacing w:val="31"/>
-          <w:w w:val="110"/>
-        </w:rPr>
-        <w:t> </w:t>
-      </w:r>
-      <w:r>
-        <w:rPr>
-          <w:w w:val="110"/>
-        </w:rPr>
-        <w:t>regression</w:t>
-      </w:r>
-      <w:r>
-        <w:rPr>
-          <w:spacing w:val="31"/>
-          <w:w w:val="110"/>
-        </w:rPr>
-        <w:t> </w:t>
-      </w:r>
-      <w:r>
-        <w:rPr>
-          <w:w w:val="110"/>
-        </w:rPr>
-        <w:t>approach,</w:t>
+        <w:t>I study the determinants of racial self-identification among Asian </w:t>
+      </w:r>
+      <w:r>
+        <w:rPr>
+          <w:w w:val="110"/>
+        </w:rPr>
+        <w:t>Americans, combining Current Population Survey ancestry data with a composite anti-Asian bias</w:t>
+      </w:r>
+      <w:r>
+        <w:rPr>
+          <w:spacing w:val="-15"/>
+          <w:w w:val="110"/>
+        </w:rPr>
+        <w:t> </w:t>
+      </w:r>
+      <w:r>
+        <w:rPr>
+          <w:w w:val="110"/>
+        </w:rPr>
+        <w:t>measure</w:t>
+      </w:r>
+      <w:r>
+        <w:rPr>
+          <w:spacing w:val="-15"/>
+          <w:w w:val="110"/>
+        </w:rPr>
+        <w:t> </w:t>
+      </w:r>
+      <w:r>
+        <w:rPr>
+          <w:w w:val="110"/>
+        </w:rPr>
+        <w:t>drawn</w:t>
+      </w:r>
+      <w:r>
+        <w:rPr>
+          <w:spacing w:val="-15"/>
+          <w:w w:val="110"/>
+        </w:rPr>
+        <w:t> </w:t>
+      </w:r>
+      <w:r>
+        <w:rPr>
+          <w:w w:val="110"/>
+        </w:rPr>
+        <w:t>from</w:t>
+      </w:r>
+      <w:r>
+        <w:rPr>
+          <w:spacing w:val="-15"/>
+          <w:w w:val="110"/>
+        </w:rPr>
+        <w:t> </w:t>
+      </w:r>
+      <w:r>
+        <w:rPr>
+          <w:w w:val="110"/>
+        </w:rPr>
+        <w:t>Implicit</w:t>
+      </w:r>
+      <w:r>
+        <w:rPr>
+          <w:spacing w:val="-15"/>
+          <w:w w:val="110"/>
+        </w:rPr>
+        <w:t> </w:t>
+      </w:r>
+      <w:r>
+        <w:rPr>
+          <w:w w:val="110"/>
+        </w:rPr>
+        <w:t>Association</w:t>
+      </w:r>
+      <w:r>
+        <w:rPr>
+          <w:spacing w:val="-15"/>
+          <w:w w:val="110"/>
+        </w:rPr>
+        <w:t> </w:t>
+      </w:r>
+      <w:r>
+        <w:rPr>
+          <w:w w:val="110"/>
+        </w:rPr>
+        <w:t>Tests,</w:t>
+      </w:r>
+      <w:r>
+        <w:rPr>
+          <w:spacing w:val="-15"/>
+          <w:w w:val="110"/>
+        </w:rPr>
+        <w:t> </w:t>
+      </w:r>
+      <w:r>
+        <w:rPr>
+          <w:w w:val="110"/>
+        </w:rPr>
+        <w:t>the</w:t>
+      </w:r>
+      <w:r>
+        <w:rPr>
+          <w:spacing w:val="-15"/>
+          <w:w w:val="110"/>
+        </w:rPr>
+        <w:t> </w:t>
+      </w:r>
+      <w:r>
+        <w:rPr>
+          <w:w w:val="110"/>
+        </w:rPr>
+        <w:t>American</w:t>
+      </w:r>
+      <w:r>
+        <w:rPr>
+          <w:spacing w:val="-15"/>
+          <w:w w:val="110"/>
+        </w:rPr>
+        <w:t> </w:t>
+      </w:r>
+      <w:r>
+        <w:rPr>
+          <w:w w:val="110"/>
+        </w:rPr>
+        <w:t>National</w:t>
+      </w:r>
+      <w:r>
+        <w:rPr>
+          <w:spacing w:val="-15"/>
+          <w:w w:val="110"/>
+        </w:rPr>
+        <w:t> </w:t>
+      </w:r>
+      <w:r>
+        <w:rPr>
+          <w:w w:val="110"/>
+        </w:rPr>
+        <w:t>Elec-tion</w:t>
+      </w:r>
+      <w:r>
+        <w:rPr>
+          <w:w w:val="110"/>
+        </w:rPr>
+        <w:t> Studies,</w:t>
+      </w:r>
+      <w:r>
+        <w:rPr>
+          <w:w w:val="110"/>
+        </w:rPr>
+        <w:t> and</w:t>
+      </w:r>
+      <w:r>
+        <w:rPr>
+          <w:w w:val="110"/>
+        </w:rPr>
+        <w:t> hate</w:t>
+      </w:r>
+      <w:r>
+        <w:rPr>
+          <w:w w:val="110"/>
+        </w:rPr>
+        <w:t> crimes.</w:t>
       </w:r>
       <w:r>
         <w:rPr>
@@ -2199,33 +2418,345 @@
       </w:r>
       <w:r>
         <w:rPr>
-          <w:spacing w:val="33"/>
-          <w:w w:val="110"/>
-        </w:rPr>
-        <w:t> </w:t>
-      </w:r>
-      <w:r>
-        <w:rPr>
-          <w:w w:val="110"/>
-        </w:rPr>
-        <w:t>construct</w:t>
-      </w:r>
-      <w:r>
-        <w:rPr>
-          <w:spacing w:val="31"/>
-          <w:w w:val="110"/>
-        </w:rPr>
-        <w:t> </w:t>
-      </w:r>
-      <w:r>
-        <w:rPr>
-          <w:w w:val="110"/>
-        </w:rPr>
-        <w:t>a</w:t>
-      </w:r>
-      <w:r>
-        <w:rPr>
-          <w:spacing w:val="31"/>
+          <w:w w:val="110"/>
+        </w:rPr>
+        <w:t> document</w:t>
+      </w:r>
+      <w:r>
+        <w:rPr>
+          <w:w w:val="110"/>
+        </w:rPr>
+        <w:t> substantial</w:t>
+      </w:r>
+      <w:r>
+        <w:rPr>
+          <w:w w:val="110"/>
+        </w:rPr>
+        <w:t> identity</w:t>
+      </w:r>
+      <w:r>
+        <w:rPr>
+          <w:w w:val="110"/>
+        </w:rPr>
+        <w:t> attrition</w:t>
+      </w:r>
+      <w:r>
+        <w:rPr>
+          <w:w w:val="110"/>
+        </w:rPr>
+        <w:t> across generations,</w:t>
+      </w:r>
+      <w:r>
+        <w:rPr>
+          <w:w w:val="110"/>
+        </w:rPr>
+        <w:t> driven</w:t>
+      </w:r>
+      <w:r>
+        <w:rPr>
+          <w:w w:val="110"/>
+        </w:rPr>
+        <w:t> by</w:t>
+      </w:r>
+      <w:r>
+        <w:rPr>
+          <w:w w:val="110"/>
+        </w:rPr>
+        <w:t> interracial</w:t>
+      </w:r>
+      <w:r>
+        <w:rPr>
+          <w:w w:val="110"/>
+        </w:rPr>
+        <w:t> family</w:t>
+      </w:r>
+      <w:r>
+        <w:rPr>
+          <w:w w:val="110"/>
+        </w:rPr>
+        <w:t> structures:</w:t>
+      </w:r>
+      <w:r>
+        <w:rPr>
+          <w:spacing w:val="40"/>
+          <w:w w:val="110"/>
+        </w:rPr>
+        <w:t> </w:t>
+      </w:r>
+      <w:r>
+        <w:rPr>
+          <w:w w:val="110"/>
+        </w:rPr>
+        <w:t>while</w:t>
+      </w:r>
+      <w:r>
+        <w:rPr>
+          <w:w w:val="110"/>
+        </w:rPr>
+        <w:t> children</w:t>
+      </w:r>
+      <w:r>
+        <w:rPr>
+          <w:w w:val="110"/>
+        </w:rPr>
+        <w:t> of</w:t>
+      </w:r>
+      <w:r>
+        <w:rPr>
+          <w:w w:val="110"/>
+        </w:rPr>
+        <w:t> endoga-mous Asian parents report Asian identity at rates above 90%, only about a third of</w:t>
+      </w:r>
+      <w:r>
+        <w:rPr>
+          <w:spacing w:val="-2"/>
+          <w:w w:val="110"/>
+        </w:rPr>
+        <w:t> </w:t>
+      </w:r>
+      <w:r>
+        <w:rPr>
+          <w:w w:val="110"/>
+        </w:rPr>
+        <w:t>second-generation</w:t>
+      </w:r>
+      <w:r>
+        <w:rPr>
+          <w:spacing w:val="-1"/>
+          <w:w w:val="110"/>
+        </w:rPr>
+        <w:t> </w:t>
+      </w:r>
+      <w:r>
+        <w:rPr>
+          <w:w w:val="110"/>
+        </w:rPr>
+        <w:t>children</w:t>
+      </w:r>
+      <w:r>
+        <w:rPr>
+          <w:spacing w:val="-2"/>
+          <w:w w:val="110"/>
+        </w:rPr>
+        <w:t> </w:t>
+      </w:r>
+      <w:r>
+        <w:rPr>
+          <w:w w:val="110"/>
+        </w:rPr>
+        <w:t>with</w:t>
+      </w:r>
+      <w:r>
+        <w:rPr>
+          <w:spacing w:val="-2"/>
+          <w:w w:val="110"/>
+        </w:rPr>
+        <w:t> </w:t>
+      </w:r>
+      <w:r>
+        <w:rPr>
+          <w:w w:val="110"/>
+        </w:rPr>
+        <w:t>one</w:t>
+      </w:r>
+      <w:r>
+        <w:rPr>
+          <w:spacing w:val="-1"/>
+          <w:w w:val="110"/>
+        </w:rPr>
+        <w:t> </w:t>
+      </w:r>
+      <w:r>
+        <w:rPr>
+          <w:w w:val="110"/>
+        </w:rPr>
+        <w:t>Asian</w:t>
+      </w:r>
+      <w:r>
+        <w:rPr>
+          <w:spacing w:val="-2"/>
+          <w:w w:val="110"/>
+        </w:rPr>
+        <w:t> </w:t>
+      </w:r>
+      <w:r>
+        <w:rPr>
+          <w:w w:val="110"/>
+        </w:rPr>
+        <w:t>and</w:t>
+      </w:r>
+      <w:r>
+        <w:rPr>
+          <w:spacing w:val="-1"/>
+          <w:w w:val="110"/>
+        </w:rPr>
+        <w:t> </w:t>
+      </w:r>
+      <w:r>
+        <w:rPr>
+          <w:w w:val="110"/>
+        </w:rPr>
+        <w:t>one</w:t>
+      </w:r>
+      <w:r>
+        <w:rPr>
+          <w:spacing w:val="-2"/>
+          <w:w w:val="110"/>
+        </w:rPr>
+        <w:t> </w:t>
+      </w:r>
+      <w:r>
+        <w:rPr>
+          <w:w w:val="110"/>
+        </w:rPr>
+        <w:t>White</w:t>
+      </w:r>
+      <w:r>
+        <w:rPr>
+          <w:spacing w:val="-2"/>
+          <w:w w:val="110"/>
+        </w:rPr>
+        <w:t> </w:t>
+      </w:r>
+      <w:r>
+        <w:rPr>
+          <w:w w:val="110"/>
+        </w:rPr>
+        <w:t>parent</w:t>
+      </w:r>
+      <w:r>
+        <w:rPr>
+          <w:spacing w:val="-1"/>
+          <w:w w:val="110"/>
+        </w:rPr>
+        <w:t> </w:t>
+      </w:r>
+      <w:r>
+        <w:rPr>
+          <w:w w:val="110"/>
+        </w:rPr>
+        <w:t>do</w:t>
+      </w:r>
+      <w:r>
+        <w:rPr>
+          <w:spacing w:val="-2"/>
+          <w:w w:val="110"/>
+        </w:rPr>
+        <w:t> </w:t>
+      </w:r>
+      <w:r>
+        <w:rPr>
+          <w:w w:val="110"/>
+        </w:rPr>
+        <w:t>the</w:t>
+      </w:r>
+      <w:r>
+        <w:rPr>
+          <w:spacing w:val="-1"/>
+          <w:w w:val="110"/>
+        </w:rPr>
+        <w:t> </w:t>
+      </w:r>
+      <w:r>
+        <w:rPr>
+          <w:w w:val="110"/>
+        </w:rPr>
+        <w:t>same. Using</w:t>
+      </w:r>
+      <w:r>
+        <w:rPr>
+          <w:spacing w:val="-16"/>
+          <w:w w:val="110"/>
+        </w:rPr>
+        <w:t> </w:t>
+      </w:r>
+      <w:r>
+        <w:rPr>
+          <w:w w:val="110"/>
+        </w:rPr>
+        <w:t>multinomial</w:t>
+      </w:r>
+      <w:r>
+        <w:rPr>
+          <w:spacing w:val="-16"/>
+          <w:w w:val="110"/>
+        </w:rPr>
+        <w:t> </w:t>
+      </w:r>
+      <w:r>
+        <w:rPr>
+          <w:w w:val="110"/>
+        </w:rPr>
+        <w:t>logit</w:t>
+      </w:r>
+      <w:r>
+        <w:rPr>
+          <w:spacing w:val="-16"/>
+          <w:w w:val="110"/>
+        </w:rPr>
+        <w:t> </w:t>
+      </w:r>
+      <w:r>
+        <w:rPr>
+          <w:w w:val="110"/>
+        </w:rPr>
+        <w:t>models,</w:t>
+      </w:r>
+      <w:r>
+        <w:rPr>
+          <w:spacing w:val="-14"/>
+          <w:w w:val="110"/>
+        </w:rPr>
+        <w:t> </w:t>
+      </w:r>
+      <w:r>
+        <w:rPr>
+          <w:w w:val="110"/>
+        </w:rPr>
+        <w:t>I</w:t>
+      </w:r>
+      <w:r>
+        <w:rPr>
+          <w:spacing w:val="-16"/>
+          <w:w w:val="110"/>
+        </w:rPr>
+        <w:t> </w:t>
+      </w:r>
+      <w:r>
+        <w:rPr>
+          <w:w w:val="110"/>
+        </w:rPr>
+        <w:t>show</w:t>
+      </w:r>
+      <w:r>
+        <w:rPr>
+          <w:spacing w:val="-16"/>
+          <w:w w:val="110"/>
+        </w:rPr>
+        <w:t> </w:t>
+      </w:r>
+      <w:r>
+        <w:rPr>
+          <w:w w:val="110"/>
+        </w:rPr>
+        <w:t>that</w:t>
+      </w:r>
+      <w:r>
+        <w:rPr>
+          <w:spacing w:val="-16"/>
+          <w:w w:val="110"/>
+        </w:rPr>
+        <w:t> </w:t>
+      </w:r>
+      <w:r>
+        <w:rPr>
+          <w:w w:val="110"/>
+        </w:rPr>
+        <w:t>anti-Asian</w:t>
+      </w:r>
+      <w:r>
+        <w:rPr>
+          <w:spacing w:val="-16"/>
           <w:w w:val="110"/>
         </w:rPr>
         <w:t> </w:t>
@@ -2238,89 +2769,224 @@
       </w:r>
       <w:r>
         <w:rPr>
-          <w:spacing w:val="31"/>
-          <w:w w:val="110"/>
-        </w:rPr>
-        <w:t> </w:t>
-      </w:r>
-      <w:r>
-        <w:rPr>
-          <w:w w:val="110"/>
-        </w:rPr>
-        <w:t>measure</w:t>
-      </w:r>
-      <w:r>
-        <w:rPr>
-          <w:spacing w:val="33"/>
-          <w:w w:val="110"/>
-        </w:rPr>
-        <w:t> </w:t>
-      </w:r>
-      <w:r>
-        <w:rPr>
-          <w:w w:val="110"/>
-        </w:rPr>
-        <w:t>based on</w:t>
-      </w:r>
-      <w:r>
-        <w:rPr>
-          <w:w w:val="110"/>
-        </w:rPr>
-        <w:t> the</w:t>
-      </w:r>
-      <w:r>
-        <w:rPr>
-          <w:w w:val="110"/>
-        </w:rPr>
-        <w:t> Implicit</w:t>
-      </w:r>
-      <w:r>
-        <w:rPr>
-          <w:w w:val="110"/>
-        </w:rPr>
-        <w:t> Association</w:t>
-      </w:r>
-      <w:r>
-        <w:rPr>
-          <w:w w:val="110"/>
-        </w:rPr>
-        <w:t> Test</w:t>
-      </w:r>
-      <w:r>
-        <w:rPr>
-          <w:w w:val="110"/>
-        </w:rPr>
-        <w:t> (IAT),</w:t>
-      </w:r>
-      <w:r>
-        <w:rPr>
-          <w:w w:val="110"/>
-        </w:rPr>
-        <w:t> the</w:t>
-      </w:r>
-      <w:r>
-        <w:rPr>
-          <w:w w:val="110"/>
-        </w:rPr>
-        <w:t> American</w:t>
-      </w:r>
-      <w:r>
-        <w:rPr>
-          <w:w w:val="110"/>
-        </w:rPr>
-        <w:t> National</w:t>
-      </w:r>
-      <w:r>
-        <w:rPr>
-          <w:w w:val="110"/>
-        </w:rPr>
-        <w:t> Election</w:t>
-      </w:r>
-      <w:r>
-        <w:rPr>
-          <w:w w:val="110"/>
-        </w:rPr>
-        <w:t> Studies (ANES), and hate crimes against Asians.</w:t>
+          <w:spacing w:val="-16"/>
+          <w:w w:val="110"/>
+        </w:rPr>
+        <w:t> </w:t>
+      </w:r>
+      <w:r>
+        <w:rPr>
+          <w:w w:val="110"/>
+        </w:rPr>
+        <w:t>shifts</w:t>
+      </w:r>
+      <w:r>
+        <w:rPr>
+          <w:spacing w:val="-16"/>
+          <w:w w:val="110"/>
+        </w:rPr>
+        <w:t> </w:t>
+      </w:r>
+      <w:r>
+        <w:rPr>
+          <w:w w:val="110"/>
+        </w:rPr>
+        <w:t>identity</w:t>
+      </w:r>
+      <w:r>
+        <w:rPr>
+          <w:spacing w:val="-16"/>
+          <w:w w:val="110"/>
+        </w:rPr>
+        <w:t> </w:t>
+      </w:r>
+      <w:r>
+        <w:rPr>
+          <w:w w:val="110"/>
+        </w:rPr>
+        <w:t>choices away from “Asian only” toward “White only,” with effects that are significantly larger</w:t>
+      </w:r>
+      <w:r>
+        <w:rPr>
+          <w:spacing w:val="-6"/>
+          <w:w w:val="110"/>
+        </w:rPr>
+        <w:t> </w:t>
+      </w:r>
+      <w:r>
+        <w:rPr>
+          <w:w w:val="110"/>
+        </w:rPr>
+        <w:t>when</w:t>
+      </w:r>
+      <w:r>
+        <w:rPr>
+          <w:spacing w:val="-6"/>
+          <w:w w:val="110"/>
+        </w:rPr>
+        <w:t> </w:t>
+      </w:r>
+      <w:r>
+        <w:rPr>
+          <w:w w:val="110"/>
+        </w:rPr>
+        <w:t>the</w:t>
+      </w:r>
+      <w:r>
+        <w:rPr>
+          <w:spacing w:val="-6"/>
+          <w:w w:val="110"/>
+        </w:rPr>
+        <w:t> </w:t>
+      </w:r>
+      <w:r>
+        <w:rPr>
+          <w:w w:val="110"/>
+        </w:rPr>
+        <w:t>father</w:t>
+      </w:r>
+      <w:r>
+        <w:rPr>
+          <w:spacing w:val="-6"/>
+          <w:w w:val="110"/>
+        </w:rPr>
+        <w:t> </w:t>
+      </w:r>
+      <w:r>
+        <w:rPr>
+          <w:w w:val="110"/>
+        </w:rPr>
+        <w:t>is</w:t>
+      </w:r>
+      <w:r>
+        <w:rPr>
+          <w:spacing w:val="-6"/>
+          <w:w w:val="110"/>
+        </w:rPr>
+        <w:t> </w:t>
+      </w:r>
+      <w:r>
+        <w:rPr>
+          <w:w w:val="110"/>
+        </w:rPr>
+        <w:t>Asian</w:t>
+      </w:r>
+      <w:r>
+        <w:rPr>
+          <w:spacing w:val="-6"/>
+          <w:w w:val="110"/>
+        </w:rPr>
+        <w:t> </w:t>
+      </w:r>
+      <w:r>
+        <w:rPr>
+          <w:w w:val="110"/>
+        </w:rPr>
+        <w:t>and</w:t>
+      </w:r>
+      <w:r>
+        <w:rPr>
+          <w:spacing w:val="-6"/>
+          <w:w w:val="110"/>
+        </w:rPr>
+        <w:t> </w:t>
+      </w:r>
+      <w:r>
+        <w:rPr>
+          <w:w w:val="110"/>
+        </w:rPr>
+        <w:t>that</w:t>
+      </w:r>
+      <w:r>
+        <w:rPr>
+          <w:spacing w:val="-6"/>
+          <w:w w:val="110"/>
+        </w:rPr>
+        <w:t> </w:t>
+      </w:r>
+      <w:r>
+        <w:rPr>
+          <w:w w:val="110"/>
+        </w:rPr>
+        <w:t>scale</w:t>
+      </w:r>
+      <w:r>
+        <w:rPr>
+          <w:spacing w:val="-6"/>
+          <w:w w:val="110"/>
+        </w:rPr>
+        <w:t> </w:t>
+      </w:r>
+      <w:r>
+        <w:rPr>
+          <w:w w:val="110"/>
+        </w:rPr>
+        <w:t>with</w:t>
+      </w:r>
+      <w:r>
+        <w:rPr>
+          <w:spacing w:val="-6"/>
+          <w:w w:val="110"/>
+        </w:rPr>
+        <w:t> </w:t>
+      </w:r>
+      <w:r>
+        <w:rPr>
+          <w:w w:val="110"/>
+        </w:rPr>
+        <w:t>the</w:t>
+      </w:r>
+      <w:r>
+        <w:rPr>
+          <w:spacing w:val="-6"/>
+          <w:w w:val="110"/>
+        </w:rPr>
+        <w:t> </w:t>
+      </w:r>
+      <w:r>
+        <w:rPr>
+          <w:w w:val="110"/>
+        </w:rPr>
+        <w:t>number</w:t>
+      </w:r>
+      <w:r>
+        <w:rPr>
+          <w:spacing w:val="-6"/>
+          <w:w w:val="110"/>
+        </w:rPr>
+        <w:t> </w:t>
+      </w:r>
+      <w:r>
+        <w:rPr>
+          <w:w w:val="110"/>
+        </w:rPr>
+        <w:t>of</w:t>
+      </w:r>
+      <w:r>
+        <w:rPr>
+          <w:spacing w:val="-6"/>
+          <w:w w:val="110"/>
+        </w:rPr>
+        <w:t> </w:t>
+      </w:r>
+      <w:r>
+        <w:rPr>
+          <w:w w:val="110"/>
+        </w:rPr>
+        <w:t>Asian</w:t>
+      </w:r>
+      <w:r>
+        <w:rPr>
+          <w:spacing w:val="-6"/>
+          <w:w w:val="110"/>
+        </w:rPr>
+        <w:t> </w:t>
+      </w:r>
+      <w:r>
+        <w:rPr>
+          <w:w w:val="110"/>
+        </w:rPr>
+        <w:t>grandpar-ents in the third generation.</w:t>
       </w:r>
       <w:r>
         <w:rPr>
@@ -2333,49 +2999,7 @@
         <w:rPr>
           <w:w w:val="110"/>
         </w:rPr>
-        <w:t>I find that individuals with Asian an-cestry</w:t>
-      </w:r>
-      <w:r>
-        <w:rPr>
-          <w:w w:val="110"/>
-        </w:rPr>
-        <w:t> are</w:t>
-      </w:r>
-      <w:r>
-        <w:rPr>
-          <w:w w:val="110"/>
-        </w:rPr>
-        <w:t> significantly</w:t>
-      </w:r>
-      <w:r>
-        <w:rPr>
-          <w:w w:val="110"/>
-        </w:rPr>
-        <w:t> less</w:t>
-      </w:r>
-      <w:r>
-        <w:rPr>
-          <w:w w:val="110"/>
-        </w:rPr>
-        <w:t> likely</w:t>
-      </w:r>
-      <w:r>
-        <w:rPr>
-          <w:w w:val="110"/>
-        </w:rPr>
-        <w:t> to</w:t>
-      </w:r>
-      <w:r>
-        <w:rPr>
-          <w:w w:val="110"/>
-        </w:rPr>
-        <w:t> self-identify</w:t>
-      </w:r>
-      <w:r>
-        <w:rPr>
-          <w:w w:val="110"/>
-        </w:rPr>
-        <w:t> as</w:t>
+        <w:t>Higher parental education increases the probability of</w:t>
       </w:r>
       <w:r>
         <w:rPr>
@@ -2387,19 +3011,49 @@
         <w:rPr>
           <w:w w:val="110"/>
         </w:rPr>
-        <w:t> if</w:t>
-      </w:r>
-      <w:r>
-        <w:rPr>
-          <w:w w:val="110"/>
-        </w:rPr>
-        <w:t> they</w:t>
-      </w:r>
-      <w:r>
-        <w:rPr>
-          <w:w w:val="110"/>
-        </w:rPr>
-        <w:t> live</w:t>
+        <w:t> identification</w:t>
+      </w:r>
+      <w:r>
+        <w:rPr>
+          <w:w w:val="110"/>
+        </w:rPr>
+        <w:t> on</w:t>
+      </w:r>
+      <w:r>
+        <w:rPr>
+          <w:w w:val="110"/>
+        </w:rPr>
+        <w:t> average,</w:t>
+      </w:r>
+      <w:r>
+        <w:rPr>
+          <w:w w:val="110"/>
+        </w:rPr>
+        <w:t> but</w:t>
+      </w:r>
+      <w:r>
+        <w:rPr>
+          <w:w w:val="110"/>
+        </w:rPr>
+        <w:t> this</w:t>
+      </w:r>
+      <w:r>
+        <w:rPr>
+          <w:w w:val="110"/>
+        </w:rPr>
+        <w:t> relationship</w:t>
+      </w:r>
+      <w:r>
+        <w:rPr>
+          <w:w w:val="110"/>
+        </w:rPr>
+        <w:t> is</w:t>
+      </w:r>
+      <w:r>
+        <w:rPr>
+          <w:w w:val="110"/>
+        </w:rPr>
+        <w:t> weaker</w:t>
       </w:r>
       <w:r>
         <w:rPr>
@@ -2411,134 +3065,435 @@
         <w:rPr>
           <w:w w:val="110"/>
         </w:rPr>
-        <w:t> states with high levels of bias:</w:t>
-      </w:r>
-      <w:r>
-        <w:rPr>
-          <w:w w:val="110"/>
-        </w:rPr>
-        <w:t> a one standard deviation increase in bias decreases self-reported</w:t>
-      </w:r>
-      <w:r>
-        <w:rPr>
-          <w:spacing w:val="-6"/>
-          <w:w w:val="110"/>
-        </w:rPr>
-        <w:t> </w:t>
-      </w:r>
-      <w:r>
-        <w:rPr>
-          <w:w w:val="110"/>
-        </w:rPr>
-        <w:t>Asian</w:t>
-      </w:r>
-      <w:r>
-        <w:rPr>
-          <w:spacing w:val="-6"/>
-          <w:w w:val="110"/>
-        </w:rPr>
-        <w:t> </w:t>
-      </w:r>
-      <w:r>
-        <w:rPr>
-          <w:w w:val="110"/>
-        </w:rPr>
-        <w:t>identity</w:t>
-      </w:r>
-      <w:r>
-        <w:rPr>
-          <w:spacing w:val="-6"/>
-          <w:w w:val="110"/>
-        </w:rPr>
-        <w:t> </w:t>
-      </w:r>
-      <w:r>
-        <w:rPr>
-          <w:w w:val="110"/>
-        </w:rPr>
-        <w:t>by</w:t>
-      </w:r>
-      <w:r>
-        <w:rPr>
-          <w:spacing w:val="-6"/>
-          <w:w w:val="110"/>
-        </w:rPr>
-        <w:t> </w:t>
-      </w:r>
-      <w:r>
-        <w:rPr>
-          <w:w w:val="110"/>
-        </w:rPr>
-        <w:t>9</w:t>
-      </w:r>
-      <w:r>
-        <w:rPr>
-          <w:spacing w:val="-6"/>
-          <w:w w:val="110"/>
-        </w:rPr>
-        <w:t> </w:t>
-      </w:r>
-      <w:r>
-        <w:rPr>
-          <w:w w:val="110"/>
-        </w:rPr>
-        <w:t>percentage</w:t>
-      </w:r>
-      <w:r>
-        <w:rPr>
-          <w:spacing w:val="-6"/>
-          <w:w w:val="110"/>
-        </w:rPr>
-        <w:t> </w:t>
-      </w:r>
-      <w:r>
-        <w:rPr>
-          <w:w w:val="110"/>
-        </w:rPr>
-        <w:t>points</w:t>
-      </w:r>
-      <w:r>
-        <w:rPr>
-          <w:spacing w:val="-6"/>
-          <w:w w:val="110"/>
-        </w:rPr>
-        <w:t> </w:t>
-      </w:r>
-      <w:r>
-        <w:rPr>
-          <w:w w:val="110"/>
-        </w:rPr>
-        <w:t>across</w:t>
-      </w:r>
-      <w:r>
-        <w:rPr>
-          <w:spacing w:val="-6"/>
-          <w:w w:val="110"/>
-        </w:rPr>
-        <w:t> </w:t>
-      </w:r>
-      <w:r>
-        <w:rPr>
-          <w:w w:val="110"/>
-        </w:rPr>
-        <w:t>all</w:t>
-      </w:r>
-      <w:r>
-        <w:rPr>
-          <w:spacing w:val="-6"/>
-          <w:w w:val="110"/>
-        </w:rPr>
-        <w:t> </w:t>
-      </w:r>
-      <w:r>
-        <w:rPr>
-          <w:w w:val="110"/>
-        </w:rPr>
-        <w:t>generations,</w:t>
-      </w:r>
-      <w:r>
-        <w:rPr>
-          <w:spacing w:val="-6"/>
+        <w:t> high-bias environments; the interaction between state-level bias and parental education is negative and statistically significant.</w:t>
+      </w:r>
+      <w:r>
+        <w:rPr>
+          <w:spacing w:val="40"/>
+          <w:w w:val="110"/>
+        </w:rPr>
+        <w:t> </w:t>
+      </w:r>
+      <w:r>
+        <w:rPr>
+          <w:w w:val="110"/>
+        </w:rPr>
+        <w:t>In high-bias areas, individuals with higher parental</w:t>
+      </w:r>
+      <w:r>
+        <w:rPr>
+          <w:spacing w:val="-17"/>
+          <w:w w:val="110"/>
+        </w:rPr>
+        <w:t> </w:t>
+      </w:r>
+      <w:r>
+        <w:rPr>
+          <w:w w:val="110"/>
+        </w:rPr>
+        <w:t>education</w:t>
+      </w:r>
+      <w:r>
+        <w:rPr>
+          <w:spacing w:val="-16"/>
+          <w:w w:val="110"/>
+        </w:rPr>
+        <w:t> </w:t>
+      </w:r>
+      <w:r>
+        <w:rPr>
+          <w:w w:val="110"/>
+        </w:rPr>
+        <w:t>are</w:t>
+      </w:r>
+      <w:r>
+        <w:rPr>
+          <w:spacing w:val="-17"/>
+          <w:w w:val="110"/>
+        </w:rPr>
+        <w:t> </w:t>
+      </w:r>
+      <w:r>
+        <w:rPr>
+          <w:w w:val="110"/>
+        </w:rPr>
+        <w:t>less</w:t>
+      </w:r>
+      <w:r>
+        <w:rPr>
+          <w:spacing w:val="-16"/>
+          <w:w w:val="110"/>
+        </w:rPr>
+        <w:t> </w:t>
+      </w:r>
+      <w:r>
+        <w:rPr>
+          <w:w w:val="110"/>
+        </w:rPr>
+        <w:t>likely</w:t>
+      </w:r>
+      <w:r>
+        <w:rPr>
+          <w:spacing w:val="-17"/>
+          <w:w w:val="110"/>
+        </w:rPr>
+        <w:t> </w:t>
+      </w:r>
+      <w:r>
+        <w:rPr>
+          <w:w w:val="110"/>
+        </w:rPr>
+        <w:t>to</w:t>
+      </w:r>
+      <w:r>
+        <w:rPr>
+          <w:spacing w:val="-16"/>
+          <w:w w:val="110"/>
+        </w:rPr>
+        <w:t> </w:t>
+      </w:r>
+      <w:r>
+        <w:rPr>
+          <w:w w:val="110"/>
+        </w:rPr>
+        <w:t>identify</w:t>
+      </w:r>
+      <w:r>
+        <w:rPr>
+          <w:spacing w:val="-17"/>
+          <w:w w:val="110"/>
+        </w:rPr>
+        <w:t> </w:t>
+      </w:r>
+      <w:r>
+        <w:rPr>
+          <w:w w:val="110"/>
+        </w:rPr>
+        <w:t>as</w:t>
+      </w:r>
+      <w:r>
+        <w:rPr>
+          <w:spacing w:val="-16"/>
+          <w:w w:val="110"/>
+        </w:rPr>
+        <w:t> </w:t>
+      </w:r>
+      <w:r>
+        <w:rPr>
+          <w:w w:val="110"/>
+        </w:rPr>
+        <w:t>Asian,</w:t>
+      </w:r>
+      <w:r>
+        <w:rPr>
+          <w:spacing w:val="-17"/>
+          <w:w w:val="110"/>
+        </w:rPr>
+        <w:t> </w:t>
+      </w:r>
+      <w:r>
+        <w:rPr>
+          <w:w w:val="110"/>
+        </w:rPr>
+        <w:t>leading</w:t>
+      </w:r>
+      <w:r>
+        <w:rPr>
+          <w:spacing w:val="-16"/>
+          <w:w w:val="110"/>
+        </w:rPr>
+        <w:t> </w:t>
+      </w:r>
+      <w:r>
+        <w:rPr>
+          <w:w w:val="110"/>
+        </w:rPr>
+        <w:t>to</w:t>
+      </w:r>
+      <w:r>
+        <w:rPr>
+          <w:spacing w:val="-17"/>
+          <w:w w:val="110"/>
+        </w:rPr>
+        <w:t> </w:t>
+      </w:r>
+      <w:r>
+        <w:rPr>
+          <w:w w:val="110"/>
+        </w:rPr>
+        <w:t>negative</w:t>
+      </w:r>
+      <w:r>
+        <w:rPr>
+          <w:spacing w:val="-16"/>
+          <w:w w:val="110"/>
+        </w:rPr>
+        <w:t> </w:t>
+      </w:r>
+      <w:r>
+        <w:rPr>
+          <w:w w:val="110"/>
+        </w:rPr>
+        <w:t>selection on</w:t>
+      </w:r>
+      <w:r>
+        <w:rPr>
+          <w:spacing w:val="-16"/>
+          <w:w w:val="110"/>
+        </w:rPr>
+        <w:t> </w:t>
+      </w:r>
+      <w:r>
+        <w:rPr>
+          <w:w w:val="110"/>
+        </w:rPr>
+        <w:t>socioeconomic</w:t>
+      </w:r>
+      <w:r>
+        <w:rPr>
+          <w:spacing w:val="-16"/>
+          <w:w w:val="110"/>
+        </w:rPr>
+        <w:t> </w:t>
+      </w:r>
+      <w:r>
+        <w:rPr>
+          <w:w w:val="110"/>
+        </w:rPr>
+        <w:t>status</w:t>
+      </w:r>
+      <w:r>
+        <w:rPr>
+          <w:spacing w:val="-16"/>
+          <w:w w:val="110"/>
+        </w:rPr>
+        <w:t> </w:t>
+      </w:r>
+      <w:r>
+        <w:rPr>
+          <w:w w:val="110"/>
+        </w:rPr>
+        <w:t>within</w:t>
+      </w:r>
+      <w:r>
+        <w:rPr>
+          <w:spacing w:val="-16"/>
+          <w:w w:val="110"/>
+        </w:rPr>
+        <w:t> </w:t>
+      </w:r>
+      <w:r>
+        <w:rPr>
+          <w:w w:val="110"/>
+        </w:rPr>
+        <w:t>the</w:t>
+      </w:r>
+      <w:r>
+        <w:rPr>
+          <w:spacing w:val="-17"/>
+          <w:w w:val="110"/>
+        </w:rPr>
+        <w:t> </w:t>
+      </w:r>
+      <w:r>
+        <w:rPr>
+          <w:w w:val="110"/>
+        </w:rPr>
+        <w:t>remaining</w:t>
+      </w:r>
+      <w:r>
+        <w:rPr>
+          <w:spacing w:val="-15"/>
+          <w:w w:val="110"/>
+        </w:rPr>
+        <w:t> </w:t>
+      </w:r>
+      <w:r>
+        <w:rPr>
+          <w:w w:val="110"/>
+        </w:rPr>
+        <w:t>Asian-identified</w:t>
+      </w:r>
+      <w:r>
+        <w:rPr>
+          <w:spacing w:val="-16"/>
+          <w:w w:val="110"/>
+        </w:rPr>
+        <w:t> </w:t>
+      </w:r>
+      <w:r>
+        <w:rPr>
+          <w:w w:val="110"/>
+        </w:rPr>
+        <w:t>sample. This</w:t>
+      </w:r>
+      <w:r>
+        <w:rPr>
+          <w:spacing w:val="-16"/>
+          <w:w w:val="110"/>
+        </w:rPr>
+        <w:t> </w:t>
+      </w:r>
+      <w:r>
+        <w:rPr>
+          <w:w w:val="110"/>
+        </w:rPr>
+        <w:t>com-</w:t>
+      </w:r>
+      <w:r>
+        <w:rPr>
+          <w:spacing w:val="-2"/>
+          <w:w w:val="110"/>
+        </w:rPr>
+        <w:t>positional</w:t>
+      </w:r>
+      <w:r>
+        <w:rPr>
+          <w:spacing w:val="-3"/>
+          <w:w w:val="110"/>
+        </w:rPr>
+        <w:t> </w:t>
+      </w:r>
+      <w:r>
+        <w:rPr>
+          <w:spacing w:val="-2"/>
+          <w:w w:val="110"/>
+        </w:rPr>
+        <w:t>shift</w:t>
+      </w:r>
+      <w:r>
+        <w:rPr>
+          <w:spacing w:val="-3"/>
+          <w:w w:val="110"/>
+        </w:rPr>
+        <w:t> </w:t>
+      </w:r>
+      <w:r>
+        <w:rPr>
+          <w:spacing w:val="-2"/>
+          <w:w w:val="110"/>
+        </w:rPr>
+        <w:t>implies</w:t>
+      </w:r>
+      <w:r>
+        <w:rPr>
+          <w:spacing w:val="-3"/>
+          <w:w w:val="110"/>
+        </w:rPr>
+        <w:t> </w:t>
+      </w:r>
+      <w:r>
+        <w:rPr>
+          <w:spacing w:val="-2"/>
+          <w:w w:val="110"/>
+        </w:rPr>
+        <w:t>that</w:t>
+      </w:r>
+      <w:r>
+        <w:rPr>
+          <w:spacing w:val="-3"/>
+          <w:w w:val="110"/>
+        </w:rPr>
+        <w:t> </w:t>
+      </w:r>
+      <w:r>
+        <w:rPr>
+          <w:spacing w:val="-2"/>
+          <w:w w:val="110"/>
+        </w:rPr>
+        <w:t>conventional</w:t>
+      </w:r>
+      <w:r>
+        <w:rPr>
+          <w:spacing w:val="-3"/>
+          <w:w w:val="110"/>
+        </w:rPr>
+        <w:t> </w:t>
+      </w:r>
+      <w:r>
+        <w:rPr>
+          <w:spacing w:val="-2"/>
+          <w:w w:val="110"/>
+        </w:rPr>
+        <w:t>estimates</w:t>
+      </w:r>
+      <w:r>
+        <w:rPr>
+          <w:spacing w:val="-3"/>
+          <w:w w:val="110"/>
+        </w:rPr>
+        <w:t> </w:t>
+      </w:r>
+      <w:r>
+        <w:rPr>
+          <w:spacing w:val="-2"/>
+          <w:w w:val="110"/>
+        </w:rPr>
+        <w:t>overestimate</w:t>
+      </w:r>
+      <w:r>
+        <w:rPr>
+          <w:spacing w:val="-3"/>
+          <w:w w:val="110"/>
+        </w:rPr>
+        <w:t> </w:t>
+      </w:r>
+      <w:r>
+        <w:rPr>
+          <w:spacing w:val="-2"/>
+          <w:w w:val="110"/>
+        </w:rPr>
+        <w:t>Asian–White</w:t>
+      </w:r>
+      <w:r>
+        <w:rPr>
+          <w:spacing w:val="-3"/>
+          <w:w w:val="110"/>
+        </w:rPr>
+        <w:t> </w:t>
+      </w:r>
+      <w:r>
+        <w:rPr>
+          <w:spacing w:val="-2"/>
+          <w:w w:val="110"/>
+        </w:rPr>
+        <w:t>dis-</w:t>
+      </w:r>
+      <w:r>
+        <w:rPr>
+          <w:w w:val="110"/>
+        </w:rPr>
+        <w:t>parities</w:t>
+      </w:r>
+      <w:r>
+        <w:rPr>
+          <w:spacing w:val="-17"/>
+          <w:w w:val="110"/>
+        </w:rPr>
+        <w:t> </w:t>
+      </w:r>
+      <w:r>
+        <w:rPr>
+          <w:w w:val="110"/>
+        </w:rPr>
+        <w:t>in</w:t>
+      </w:r>
+      <w:r>
+        <w:rPr>
+          <w:spacing w:val="-16"/>
+          <w:w w:val="110"/>
+        </w:rPr>
+        <w:t> </w:t>
+      </w:r>
+      <w:r>
+        <w:rPr>
+          <w:w w:val="110"/>
+        </w:rPr>
+        <w:t>areas</w:t>
+      </w:r>
+      <w:r>
+        <w:rPr>
+          <w:spacing w:val="-17"/>
           <w:w w:val="110"/>
         </w:rPr>
         <w:t> </w:t>
@@ -2551,16 +3506,16 @@
       </w:r>
       <w:r>
         <w:rPr>
-          <w:spacing w:val="-6"/>
-          <w:w w:val="110"/>
-        </w:rPr>
-        <w:t> </w:t>
-      </w:r>
-      <w:r>
-        <w:rPr>
-          <w:w w:val="110"/>
-        </w:rPr>
-        <w:t>effects of</w:t>
+          <w:spacing w:val="-16"/>
+          <w:w w:val="110"/>
+        </w:rPr>
+        <w:t> </w:t>
+      </w:r>
+      <w:r>
+        <w:rPr>
+          <w:w w:val="110"/>
+        </w:rPr>
+        <w:t>high</w:t>
       </w:r>
       <w:r>
         <w:rPr>
@@ -2573,7 +3528,7 @@
         <w:rPr>
           <w:w w:val="110"/>
         </w:rPr>
-        <w:t>5</w:t>
+        <w:t>levels</w:t>
       </w:r>
       <w:r>
         <w:rPr>
@@ -2586,7 +3541,7 @@
         <w:rPr>
           <w:w w:val="110"/>
         </w:rPr>
-        <w:t>percentage</w:t>
+        <w:t>of</w:t>
       </w:r>
       <w:r>
         <w:rPr>
@@ -2599,7 +3554,20 @@
         <w:rPr>
           <w:w w:val="110"/>
         </w:rPr>
-        <w:t>points</w:t>
+        <w:t>prejudice.</w:t>
+      </w:r>
+      <w:r>
+        <w:rPr>
+          <w:b/>
+          <w:w w:val="110"/>
+        </w:rPr>
+        <w:t>JEL</w:t>
+      </w:r>
+      <w:r>
+        <w:rPr>
+          <w:w w:val="110"/>
+        </w:rPr>
+        <w:t>:</w:t>
       </w:r>
       <w:r>
         <w:rPr>
@@ -2612,7 +3580,7 @@
         <w:rPr>
           <w:w w:val="110"/>
         </w:rPr>
-        <w:t>for</w:t>
+        <w:t>I310,</w:t>
       </w:r>
       <w:r>
         <w:rPr>
@@ -2625,7 +3593,7 @@
         <w:rPr>
           <w:w w:val="110"/>
         </w:rPr>
-        <w:t>first-generation</w:t>
+        <w:t>J15,</w:t>
       </w:r>
       <w:r>
         <w:rPr>
@@ -2638,459 +3606,11 @@
         <w:rPr>
           <w:w w:val="110"/>
         </w:rPr>
-        <w:t>(statistically</w:t>
+        <w:t>J71,</w:t>
       </w:r>
       <w:r>
         <w:rPr>
           <w:spacing w:val="-17"/>
-          <w:w w:val="110"/>
-        </w:rPr>
-        <w:t> </w:t>
-      </w:r>
-      <w:r>
-        <w:rPr>
-          <w:w w:val="110"/>
-        </w:rPr>
-        <w:t>insignificant),</w:t>
-      </w:r>
-      <w:r>
-        <w:rPr>
-          <w:spacing w:val="-16"/>
-          <w:w w:val="110"/>
-        </w:rPr>
-        <w:t> </w:t>
-      </w:r>
-      <w:r>
-        <w:rPr>
-          <w:w w:val="110"/>
-        </w:rPr>
-        <w:t>8</w:t>
-      </w:r>
-      <w:r>
-        <w:rPr>
-          <w:spacing w:val="-17"/>
-          <w:w w:val="110"/>
-        </w:rPr>
-        <w:t> </w:t>
-      </w:r>
-      <w:r>
-        <w:rPr>
-          <w:w w:val="110"/>
-        </w:rPr>
-        <w:t>percentage points for second-generation, and 8 percentage points for third-generation Asian Americans.</w:t>
-      </w:r>
-      <w:r>
-        <w:rPr>
-          <w:spacing w:val="40"/>
-          <w:w w:val="110"/>
-        </w:rPr>
-        <w:t> </w:t>
-      </w:r>
-      <w:r>
-        <w:rPr>
-          <w:w w:val="110"/>
-        </w:rPr>
-        <w:t>Children of mixed-race families show the strongest response,</w:t>
-      </w:r>
-      <w:r>
-        <w:rPr>
-          <w:w w:val="110"/>
-        </w:rPr>
-        <w:t> with bias decreasing Asian identity by 15 percentage points among children of Asian fathers</w:t>
-      </w:r>
-      <w:r>
-        <w:rPr>
-          <w:spacing w:val="-9"/>
-          <w:w w:val="110"/>
-        </w:rPr>
-        <w:t> </w:t>
-      </w:r>
-      <w:r>
-        <w:rPr>
-          <w:w w:val="110"/>
-        </w:rPr>
-        <w:t>and</w:t>
-      </w:r>
-      <w:r>
-        <w:rPr>
-          <w:spacing w:val="-9"/>
-          <w:w w:val="110"/>
-        </w:rPr>
-        <w:t> </w:t>
-      </w:r>
-      <w:r>
-        <w:rPr>
-          <w:w w:val="110"/>
-        </w:rPr>
-        <w:t>White</w:t>
-      </w:r>
-      <w:r>
-        <w:rPr>
-          <w:spacing w:val="-9"/>
-          <w:w w:val="110"/>
-        </w:rPr>
-        <w:t> </w:t>
-      </w:r>
-      <w:r>
-        <w:rPr>
-          <w:w w:val="110"/>
-        </w:rPr>
-        <w:t>mothers,</w:t>
-      </w:r>
-      <w:r>
-        <w:rPr>
-          <w:spacing w:val="-8"/>
-          <w:w w:val="110"/>
-        </w:rPr>
-        <w:t> </w:t>
-      </w:r>
-      <w:r>
-        <w:rPr>
-          <w:w w:val="110"/>
-        </w:rPr>
-        <w:t>and</w:t>
-      </w:r>
-      <w:r>
-        <w:rPr>
-          <w:spacing w:val="-9"/>
-          <w:w w:val="110"/>
-        </w:rPr>
-        <w:t> </w:t>
-      </w:r>
-      <w:r>
-        <w:rPr>
-          <w:w w:val="110"/>
-        </w:rPr>
-        <w:t>10</w:t>
-      </w:r>
-      <w:r>
-        <w:rPr>
-          <w:spacing w:val="-9"/>
-          <w:w w:val="110"/>
-        </w:rPr>
-        <w:t> </w:t>
-      </w:r>
-      <w:r>
-        <w:rPr>
-          <w:w w:val="110"/>
-        </w:rPr>
-        <w:t>percentage</w:t>
-      </w:r>
-      <w:r>
-        <w:rPr>
-          <w:spacing w:val="-9"/>
-          <w:w w:val="110"/>
-        </w:rPr>
-        <w:t> </w:t>
-      </w:r>
-      <w:r>
-        <w:rPr>
-          <w:w w:val="110"/>
-        </w:rPr>
-        <w:t>points</w:t>
-      </w:r>
-      <w:r>
-        <w:rPr>
-          <w:spacing w:val="-9"/>
-          <w:w w:val="110"/>
-        </w:rPr>
-        <w:t> </w:t>
-      </w:r>
-      <w:r>
-        <w:rPr>
-          <w:w w:val="110"/>
-        </w:rPr>
-        <w:t>among</w:t>
-      </w:r>
-      <w:r>
-        <w:rPr>
-          <w:spacing w:val="-9"/>
-          <w:w w:val="110"/>
-        </w:rPr>
-        <w:t> </w:t>
-      </w:r>
-      <w:r>
-        <w:rPr>
-          <w:w w:val="110"/>
-        </w:rPr>
-        <w:t>children</w:t>
-      </w:r>
-      <w:r>
-        <w:rPr>
-          <w:spacing w:val="-9"/>
-          <w:w w:val="110"/>
-        </w:rPr>
-        <w:t> </w:t>
-      </w:r>
-      <w:r>
-        <w:rPr>
-          <w:w w:val="110"/>
-        </w:rPr>
-        <w:t>of</w:t>
-      </w:r>
-      <w:r>
-        <w:rPr>
-          <w:spacing w:val="-9"/>
-          <w:w w:val="110"/>
-        </w:rPr>
-        <w:t> </w:t>
-      </w:r>
-      <w:r>
-        <w:rPr>
-          <w:w w:val="110"/>
-        </w:rPr>
-        <w:t>White</w:t>
-      </w:r>
-      <w:r>
-        <w:rPr>
-          <w:spacing w:val="-9"/>
-          <w:w w:val="110"/>
-        </w:rPr>
-        <w:t> </w:t>
-      </w:r>
-      <w:r>
-        <w:rPr>
-          <w:w w:val="110"/>
-        </w:rPr>
-        <w:t>fa-thers and Asian mothers.</w:t>
-      </w:r>
-      <w:r>
-        <w:rPr>
-          <w:spacing w:val="36"/>
-          <w:w w:val="110"/>
-        </w:rPr>
-        <w:t> </w:t>
-      </w:r>
-      <w:r>
-        <w:rPr>
-          <w:w w:val="110"/>
-        </w:rPr>
-        <w:t>Multinomial logit results show that higher bias pushes mixed-race adults toward White or multiracial identities rather than Asian-only identification. Parental</w:t>
-      </w:r>
-      <w:r>
-        <w:rPr>
-          <w:spacing w:val="-13"/>
-          <w:w w:val="110"/>
-        </w:rPr>
-        <w:t> </w:t>
-      </w:r>
-      <w:r>
-        <w:rPr>
-          <w:w w:val="110"/>
-        </w:rPr>
-        <w:t>education</w:t>
-      </w:r>
-      <w:r>
-        <w:rPr>
-          <w:spacing w:val="-13"/>
-          <w:w w:val="110"/>
-        </w:rPr>
-        <w:t> </w:t>
-      </w:r>
-      <w:r>
-        <w:rPr>
-          <w:w w:val="110"/>
-        </w:rPr>
-        <w:t>and</w:t>
-      </w:r>
-      <w:r>
-        <w:rPr>
-          <w:spacing w:val="-13"/>
-          <w:w w:val="110"/>
-        </w:rPr>
-        <w:t> </w:t>
-      </w:r>
-      <w:r>
-        <w:rPr>
-          <w:w w:val="110"/>
-        </w:rPr>
-        <w:t>income</w:t>
-      </w:r>
-      <w:r>
-        <w:rPr>
-          <w:spacing w:val="-13"/>
-          <w:w w:val="110"/>
-        </w:rPr>
-        <w:t> </w:t>
-      </w:r>
-      <w:r>
-        <w:rPr>
-          <w:w w:val="110"/>
-        </w:rPr>
-        <w:t>have</w:t>
-      </w:r>
-      <w:r>
-        <w:rPr>
-          <w:spacing w:val="-13"/>
-          <w:w w:val="110"/>
-        </w:rPr>
-        <w:t> </w:t>
-      </w:r>
-      <w:r>
-        <w:rPr>
-          <w:w w:val="110"/>
-        </w:rPr>
-        <w:t>modest</w:t>
-      </w:r>
-      <w:r>
-        <w:rPr>
-          <w:spacing w:val="-13"/>
-          <w:w w:val="110"/>
-        </w:rPr>
-        <w:t> </w:t>
-      </w:r>
-      <w:r>
-        <w:rPr>
-          <w:w w:val="110"/>
-        </w:rPr>
-        <w:t>effects</w:t>
-      </w:r>
-      <w:r>
-        <w:rPr>
-          <w:spacing w:val="-13"/>
-          <w:w w:val="110"/>
-        </w:rPr>
-        <w:t> </w:t>
-      </w:r>
-      <w:r>
-        <w:rPr>
-          <w:w w:val="110"/>
-        </w:rPr>
-        <w:t>relative</w:t>
-      </w:r>
-      <w:r>
-        <w:rPr>
-          <w:spacing w:val="-13"/>
-          <w:w w:val="110"/>
-        </w:rPr>
-        <w:t> </w:t>
-      </w:r>
-      <w:r>
-        <w:rPr>
-          <w:w w:val="110"/>
-        </w:rPr>
-        <w:t>to</w:t>
-      </w:r>
-      <w:r>
-        <w:rPr>
-          <w:spacing w:val="-13"/>
-          <w:w w:val="110"/>
-        </w:rPr>
-        <w:t> </w:t>
-      </w:r>
-      <w:r>
-        <w:rPr>
-          <w:w w:val="110"/>
-        </w:rPr>
-        <w:t>bias. These findings have implications for interpreting research on racial gaps in eco-nomic</w:t>
-      </w:r>
-      <w:r>
-        <w:rPr>
-          <w:spacing w:val="-13"/>
-          <w:w w:val="110"/>
-        </w:rPr>
-        <w:t> </w:t>
-      </w:r>
-      <w:r>
-        <w:rPr>
-          <w:w w:val="110"/>
-        </w:rPr>
-        <w:t>outcomes</w:t>
-      </w:r>
-      <w:r>
-        <w:rPr>
-          <w:spacing w:val="-13"/>
-          <w:w w:val="110"/>
-        </w:rPr>
-        <w:t> </w:t>
-      </w:r>
-      <w:r>
-        <w:rPr>
-          <w:w w:val="110"/>
-        </w:rPr>
-        <w:t>and</w:t>
-      </w:r>
-      <w:r>
-        <w:rPr>
-          <w:spacing w:val="-13"/>
-          <w:w w:val="110"/>
-        </w:rPr>
-        <w:t> </w:t>
-      </w:r>
-      <w:r>
-        <w:rPr>
-          <w:w w:val="110"/>
-        </w:rPr>
-        <w:t>population</w:t>
-      </w:r>
-      <w:r>
-        <w:rPr>
-          <w:spacing w:val="-13"/>
-          <w:w w:val="110"/>
-        </w:rPr>
-        <w:t> </w:t>
-      </w:r>
-      <w:r>
-        <w:rPr>
-          <w:w w:val="110"/>
-        </w:rPr>
-        <w:t>measurement. </w:t>
-      </w:r>
-      <w:r>
-        <w:rPr>
-          <w:b/>
-          <w:w w:val="110"/>
-        </w:rPr>
-        <w:t>JEL</w:t>
-      </w:r>
-      <w:r>
-        <w:rPr>
-          <w:w w:val="110"/>
-        </w:rPr>
-        <w:t>:</w:t>
-      </w:r>
-      <w:r>
-        <w:rPr>
-          <w:spacing w:val="-13"/>
-          <w:w w:val="110"/>
-        </w:rPr>
-        <w:t> </w:t>
-      </w:r>
-      <w:r>
-        <w:rPr>
-          <w:w w:val="110"/>
-        </w:rPr>
-        <w:t>I310,</w:t>
-      </w:r>
-      <w:r>
-        <w:rPr>
-          <w:spacing w:val="-13"/>
-          <w:w w:val="110"/>
-        </w:rPr>
-        <w:t> </w:t>
-      </w:r>
-      <w:r>
-        <w:rPr>
-          <w:w w:val="110"/>
-        </w:rPr>
-        <w:t>J15,</w:t>
-      </w:r>
-      <w:r>
-        <w:rPr>
-          <w:spacing w:val="-13"/>
-          <w:w w:val="110"/>
-        </w:rPr>
-        <w:t> </w:t>
-      </w:r>
-      <w:r>
-        <w:rPr>
-          <w:w w:val="110"/>
-        </w:rPr>
-        <w:t>J71,</w:t>
-      </w:r>
-      <w:r>
-        <w:rPr>
-          <w:spacing w:val="-13"/>
           <w:w w:val="110"/>
         </w:rPr>
         <w:t> </w:t>
@@ -3716,7 +4236,7 @@
       <mc:AlternateContent>
         <mc:Choice Requires="wps">
           <w:drawing>
-            <wp:anchor distT="0" distB="0" distL="0" distR="0" allowOverlap="1" layoutInCell="1" locked="0" behindDoc="1" simplePos="0" relativeHeight="487511552">
+            <wp:anchor distT="0" distB="0" distL="0" distR="0" allowOverlap="1" layoutInCell="1" locked="0" behindDoc="1" simplePos="0" relativeHeight="487512064">
               <wp:simplePos x="0" y="0"/>
               <wp:positionH relativeFrom="page">
                 <wp:posOffset>3826014</wp:posOffset>
@@ -3802,7 +4322,7 @@
         </mc:Choice>
         <mc:Fallback>
           <w:pict>
-            <v:shape style="position:absolute;margin-left:301.260986pt;margin-top:667.053223pt;width:10.5pt;height:16.7pt;mso-position-horizontal-relative:page;mso-position-vertical-relative:page;z-index:-15804928" type="#_x0000_t202" id="docshape2" filled="false" stroked="false">
+            <v:shape style="position:absolute;margin-left:301.260986pt;margin-top:667.053223pt;width:10.5pt;height:16.7pt;mso-position-horizontal-relative:page;mso-position-vertical-relative:page;z-index:-15804416" type="#_x0000_t202" id="docshape2" filled="false" stroked="false">
               <v:textbox inset="0,0,0,0">
                 <w:txbxContent>
                   <w:p>
@@ -3876,7 +4396,7 @@
       <mc:AlternateContent>
         <mc:Choice Requires="wps">
           <w:drawing>
-            <wp:anchor distT="0" distB="0" distL="0" distR="0" allowOverlap="1" layoutInCell="1" locked="0" behindDoc="1" simplePos="0" relativeHeight="487512576">
+            <wp:anchor distT="0" distB="0" distL="0" distR="0" allowOverlap="1" layoutInCell="1" locked="0" behindDoc="1" simplePos="0" relativeHeight="487513088">
               <wp:simplePos x="0" y="0"/>
               <wp:positionH relativeFrom="page">
                 <wp:posOffset>3803916</wp:posOffset>
@@ -3962,7 +4482,7 @@
         </mc:Choice>
         <mc:Fallback>
           <w:pict>
-            <v:shape style="position:absolute;margin-left:299.520996pt;margin-top:667.052246pt;width:14pt;height:16.7pt;mso-position-horizontal-relative:page;mso-position-vertical-relative:page;z-index:-15803904" type="#_x0000_t202" id="docshape4" filled="false" stroked="false">
+            <v:shape style="position:absolute;margin-left:299.520996pt;margin-top:667.052246pt;width:14pt;height:16.7pt;mso-position-horizontal-relative:page;mso-position-vertical-relative:page;z-index:-15803392" type="#_x0000_t202" id="docshape4" filled="false" stroked="false">
               <v:textbox inset="0,0,0,0">
                 <w:txbxContent>
                   <w:p>
@@ -4036,7 +4556,7 @@
       <mc:AlternateContent>
         <mc:Choice Requires="wps">
           <w:drawing>
-            <wp:anchor distT="0" distB="0" distL="0" distR="0" allowOverlap="1" layoutInCell="1" locked="0" behindDoc="1" simplePos="0" relativeHeight="487513600">
+            <wp:anchor distT="0" distB="0" distL="0" distR="0" allowOverlap="1" layoutInCell="1" locked="0" behindDoc="1" simplePos="0" relativeHeight="487514112">
               <wp:simplePos x="0" y="0"/>
               <wp:positionH relativeFrom="page">
                 <wp:posOffset>3781831</wp:posOffset>
@@ -4122,7 +4642,7 @@
         </mc:Choice>
         <mc:Fallback>
           <w:pict>
-            <v:shape style="position:absolute;margin-left:297.782013pt;margin-top:667.052246pt;width:17.45pt;height:16.7pt;mso-position-horizontal-relative:page;mso-position-vertical-relative:page;z-index:-15802880" type="#_x0000_t202" id="docshape6" filled="false" stroked="false">
+            <v:shape style="position:absolute;margin-left:297.782013pt;margin-top:667.052246pt;width:17.45pt;height:16.7pt;mso-position-horizontal-relative:page;mso-position-vertical-relative:page;z-index:-15802368" type="#_x0000_t202" id="docshape6" filled="false" stroked="false">
               <v:textbox inset="0,0,0,0">
                 <w:txbxContent>
                   <w:p>
@@ -4196,7 +4716,7 @@
       <mc:AlternateContent>
         <mc:Choice Requires="wps">
           <w:drawing>
-            <wp:anchor distT="0" distB="0" distL="0" distR="0" allowOverlap="1" layoutInCell="1" locked="0" behindDoc="1" simplePos="0" relativeHeight="487514624">
+            <wp:anchor distT="0" distB="0" distL="0" distR="0" allowOverlap="1" layoutInCell="1" locked="0" behindDoc="1" simplePos="0" relativeHeight="487515136">
               <wp:simplePos x="0" y="0"/>
               <wp:positionH relativeFrom="page">
                 <wp:posOffset>3783114</wp:posOffset>
@@ -4282,7 +4802,7 @@
         </mc:Choice>
         <mc:Fallback>
           <w:pict>
-            <v:shape style="position:absolute;margin-left:297.882996pt;margin-top:667.052246pt;width:17.25pt;height:16.7pt;mso-position-horizontal-relative:page;mso-position-vertical-relative:page;z-index:-15801856" type="#_x0000_t202" id="docshape8" filled="false" stroked="false">
+            <v:shape style="position:absolute;margin-left:297.882996pt;margin-top:667.052246pt;width:17.25pt;height:16.7pt;mso-position-horizontal-relative:page;mso-position-vertical-relative:page;z-index:-15801344" type="#_x0000_t202" id="docshape8" filled="false" stroked="false">
               <v:textbox inset="0,0,0,0">
                 <w:txbxContent>
                   <w:p>
@@ -4356,7 +4876,7 @@
       <mc:AlternateContent>
         <mc:Choice Requires="wps">
           <w:drawing>
-            <wp:anchor distT="0" distB="0" distL="0" distR="0" allowOverlap="1" layoutInCell="1" locked="0" behindDoc="1" simplePos="0" relativeHeight="487511040">
+            <wp:anchor distT="0" distB="0" distL="0" distR="0" allowOverlap="1" layoutInCell="1" locked="0" behindDoc="1" simplePos="0" relativeHeight="487511552">
               <wp:simplePos x="0" y="0"/>
               <wp:positionH relativeFrom="page">
                 <wp:posOffset>1153172</wp:posOffset>
@@ -4458,7 +4978,7 @@
               <v:stroke joinstyle="miter"/>
               <v:path gradientshapeok="t" o:connecttype="rect"/>
             </v:shapetype>
-            <v:shape style="position:absolute;margin-left:90.801003pt;margin-top:89.995598pt;width:193.3pt;height:23.3pt;mso-position-horizontal-relative:page;mso-position-vertical-relative:page;z-index:-15805440" type="#_x0000_t202" id="docshape1" filled="false" stroked="false">
+            <v:shape style="position:absolute;margin-left:90.801003pt;margin-top:89.995598pt;width:193.3pt;height:23.3pt;mso-position-horizontal-relative:page;mso-position-vertical-relative:page;z-index:-15804928" type="#_x0000_t202" id="docshape1" filled="false" stroked="false">
               <v:textbox inset="0,0,0,0">
                 <w:txbxContent>
                   <w:p>
@@ -4544,7 +5064,7 @@
       <mc:AlternateContent>
         <mc:Choice Requires="wps">
           <w:drawing>
-            <wp:anchor distT="0" distB="0" distL="0" distR="0" allowOverlap="1" layoutInCell="1" locked="0" behindDoc="1" simplePos="0" relativeHeight="487512064">
+            <wp:anchor distT="0" distB="0" distL="0" distR="0" allowOverlap="1" layoutInCell="1" locked="0" behindDoc="1" simplePos="0" relativeHeight="487512576">
               <wp:simplePos x="0" y="0"/>
               <wp:positionH relativeFrom="page">
                 <wp:posOffset>1153172</wp:posOffset>
@@ -4608,7 +5128,7 @@
         </mc:Choice>
         <mc:Fallback>
           <w:pict>
-            <v:shape style="position:absolute;margin-left:90.801003pt;margin-top:89.995598pt;width:98.65pt;height:23.3pt;mso-position-horizontal-relative:page;mso-position-vertical-relative:page;z-index:-15804416" type="#_x0000_t202" id="docshape3" filled="false" stroked="false">
+            <v:shape style="position:absolute;margin-left:90.801003pt;margin-top:89.995598pt;width:98.65pt;height:23.3pt;mso-position-horizontal-relative:page;mso-position-vertical-relative:page;z-index:-15803904" type="#_x0000_t202" id="docshape3" filled="false" stroked="false">
               <v:textbox inset="0,0,0,0">
                 <w:txbxContent>
                   <w:p>
@@ -4660,7 +5180,7 @@
       <mc:AlternateContent>
         <mc:Choice Requires="wps">
           <w:drawing>
-            <wp:anchor distT="0" distB="0" distL="0" distR="0" allowOverlap="1" layoutInCell="1" locked="0" behindDoc="1" simplePos="0" relativeHeight="487513088">
+            <wp:anchor distT="0" distB="0" distL="0" distR="0" allowOverlap="1" layoutInCell="1" locked="0" behindDoc="1" simplePos="0" relativeHeight="487513600">
               <wp:simplePos x="0" y="0"/>
               <wp:positionH relativeFrom="page">
                 <wp:posOffset>1153172</wp:posOffset>
@@ -4723,7 +5243,7 @@
         </mc:Choice>
         <mc:Fallback>
           <w:pict>
-            <v:shape style="position:absolute;margin-left:90.801003pt;margin-top:89.995598pt;width:106.25pt;height:23.3pt;mso-position-horizontal-relative:page;mso-position-vertical-relative:page;z-index:-15803392" type="#_x0000_t202" id="docshape5" filled="false" stroked="false">
+            <v:shape style="position:absolute;margin-left:90.801003pt;margin-top:89.995598pt;width:106.25pt;height:23.3pt;mso-position-horizontal-relative:page;mso-position-vertical-relative:page;z-index:-15802880" type="#_x0000_t202" id="docshape5" filled="false" stroked="false">
               <v:textbox inset="0,0,0,0">
                 <w:txbxContent>
                   <w:p>
@@ -4774,7 +5294,7 @@
       <mc:AlternateContent>
         <mc:Choice Requires="wps">
           <w:drawing>
-            <wp:anchor distT="0" distB="0" distL="0" distR="0" allowOverlap="1" layoutInCell="1" locked="0" behindDoc="1" simplePos="0" relativeHeight="487514112">
+            <wp:anchor distT="0" distB="0" distL="0" distR="0" allowOverlap="1" layoutInCell="1" locked="0" behindDoc="1" simplePos="0" relativeHeight="487514624">
               <wp:simplePos x="0" y="0"/>
               <wp:positionH relativeFrom="page">
                 <wp:posOffset>1153172</wp:posOffset>
@@ -4838,7 +5358,7 @@
         </mc:Choice>
         <mc:Fallback>
           <w:pict>
-            <v:shape style="position:absolute;margin-left:90.801003pt;margin-top:89.995598pt;width:190.4pt;height:23.3pt;mso-position-horizontal-relative:page;mso-position-vertical-relative:page;z-index:-15802368" type="#_x0000_t202" id="docshape7" filled="false" stroked="false">
+            <v:shape style="position:absolute;margin-left:90.801003pt;margin-top:89.995598pt;width:190.4pt;height:23.3pt;mso-position-horizontal-relative:page;mso-position-vertical-relative:page;z-index:-15801856" type="#_x0000_t202" id="docshape7" filled="false" stroked="false">
               <v:textbox inset="0,0,0,0">
                 <w:txbxContent>
                   <w:p>
